--- a/deliverables/03-技术架构与检索.docx
+++ b/deliverables/03-技术架构与检索.docx
@@ -2114,7 +2114,7 @@
                 <w:b/>
                 <w:sz w:val="19"/>
               </w:rPr>
-              <w:t>2,152 ms</w:t>
+              <w:t>675 ms</w:t>
             </w:r>
           </w:p>
         </w:tc>
@@ -2129,7 +2129,7 @@
                 <w:rFonts w:ascii="微软雅黑" w:hAnsi="微软雅黑" w:eastAsia="微软雅黑"/>
                 <w:sz w:val="19"/>
               </w:rPr>
-              <w:t>4,454 ms</w:t>
+              <w:t>4,159 ms</w:t>
             </w:r>
           </w:p>
         </w:tc>
@@ -2144,7 +2144,7 @@
                 <w:rFonts w:ascii="微软雅黑" w:hAnsi="微软雅黑" w:eastAsia="微软雅黑"/>
                 <w:sz w:val="19"/>
               </w:rPr>
-              <w:t>快 2.1 倍</w:t>
+              <w:t>快 6.2 倍</w:t>
             </w:r>
           </w:p>
         </w:tc>
@@ -2176,7 +2176,7 @@
                 <w:rFonts w:ascii="微软雅黑" w:hAnsi="微软雅黑" w:eastAsia="微软雅黑"/>
                 <w:sz w:val="19"/>
               </w:rPr>
-              <w:t>2,216 ms</w:t>
+              <w:t>约 700 ms</w:t>
             </w:r>
           </w:p>
         </w:tc>
@@ -2238,7 +2238,7 @@
                 <w:rFonts w:ascii="微软雅黑" w:hAnsi="微软雅黑" w:eastAsia="微软雅黑"/>
                 <w:sz w:val="19"/>
               </w:rPr>
-              <w:t>2,207 ms</w:t>
+              <w:t>约 700 ms</w:t>
             </w:r>
           </w:p>
         </w:tc>
@@ -2293,7 +2293,7 @@
                 <w:rFonts w:ascii="微软雅黑" w:hAnsi="微软雅黑" w:eastAsia="微软雅黑"/>
                 <w:sz w:val="19"/>
               </w:rPr>
-              <w:t>2,589 ms</w:t>
+              <w:t>约 780 ms</w:t>
             </w:r>
           </w:p>
         </w:tc>
@@ -2348,7 +2348,7 @@
                 <w:rFonts w:ascii="微软雅黑" w:hAnsi="微软雅黑" w:eastAsia="微软雅黑"/>
                 <w:sz w:val="19"/>
               </w:rPr>
-              <w:t>2,259 ms</w:t>
+              <w:t>693 ms</w:t>
             </w:r>
           </w:p>
         </w:tc>
@@ -2378,6 +2378,49 @@
       </w:tr>
     </w:tbl>
     <w:p/>
+    <w:p>
+      <w:pPr>
+        <w:ind w:left="320"/>
+      </w:pPr>
+      <w:r>
+        <w:rPr>
+          <w:rFonts w:ascii="微软雅黑" w:hAnsi="微软雅黑" w:eastAsia="微软雅黑"/>
+          <w:color w:val="555555"/>
+          <w:sz w:val="20"/>
+        </w:rPr>
+        <w:t>数字随优化阶段变化，此处为 2026-10-24 最终值。下文的 D1 与懒加载两步叠加后，</w:t>
+      </w:r>
+    </w:p>
+    <w:p>
+      <w:pPr>
+        <w:ind w:left="320"/>
+      </w:pPr>
+      <w:r>
+        <w:rPr>
+          <w:rFonts w:ascii="微软雅黑" w:hAnsi="微软雅黑" w:eastAsia="微软雅黑"/>
+          <w:color w:val="555555"/>
+          <w:sz w:val="20"/>
+        </w:rPr>
+        <w:t>首屏由最初的 4,454 ms 降到 675 ms（</w:t>
+      </w:r>
+      <w:r>
+        <w:rPr>
+          <w:rFonts w:ascii="微软雅黑" w:hAnsi="微软雅黑" w:eastAsia="微软雅黑"/>
+          <w:b/>
+          <w:color w:val="555555"/>
+          <w:sz w:val="20"/>
+        </w:rPr>
+        <w:t>6.6 倍</w:t>
+      </w:r>
+      <w:r>
+        <w:rPr>
+          <w:rFonts w:ascii="微软雅黑" w:hAnsi="微软雅黑" w:eastAsia="微软雅黑"/>
+          <w:color w:val="555555"/>
+          <w:sz w:val="20"/>
+        </w:rPr>
+        <w:t>）。</w:t>
+      </w:r>
+    </w:p>
     <w:p>
       <w:pPr>
         <w:spacing w:before="200" w:after="120"/>
@@ -2636,7 +2679,42 @@
           <w:rFonts w:ascii="微软雅黑" w:hAnsi="微软雅黑" w:eastAsia="微软雅黑"/>
           <w:sz w:val="21"/>
         </w:rPr>
-        <w:t>（后台补齐）。</w:t>
+        <w:t>（后台补齐）。首屏 4,454 → 2,152 ms。</w:t>
+      </w:r>
+    </w:p>
+    <w:p>
+      <w:pPr>
+        <w:pStyle w:val="ListBullet"/>
+        <w:ind w:left="360"/>
+      </w:pPr>
+      <w:r>
+        <w:rPr>
+          <w:rFonts w:ascii="微软雅黑" w:hAnsi="微软雅黑" w:eastAsia="微软雅黑"/>
+          <w:b/>
+          <w:sz w:val="21"/>
+        </w:rPr>
+        <w:t>再进一步（懒加载 `bm25-idf.js`）</w:t>
+      </w:r>
+      <w:r>
+        <w:rPr>
+          <w:rFonts w:ascii="微软雅黑" w:hAnsi="微软雅黑" w:eastAsia="微软雅黑"/>
+          <w:sz w:val="21"/>
+        </w:rPr>
+        <w:t>：</w:t>
+      </w:r>
+      <w:r>
+        <w:rPr>
+          <w:rFonts w:ascii="Consolas" w:hAnsi="Consolas" w:eastAsia="Consolas"/>
+          <w:sz w:val="20"/>
+        </w:rPr>
+        <w:t>buildBm25()</w:t>
+      </w:r>
+      <w:r>
+        <w:rPr>
+          <w:rFonts w:ascii="微软雅黑" w:hAnsi="微软雅黑" w:eastAsia="微软雅黑"/>
+          <w:sz w:val="21"/>
+        </w:rPr>
+        <w:t xml:space="preserve"> 在没有预计算表时会现算，</w:t>
       </w:r>
     </w:p>
     <w:p>
@@ -2648,7 +2726,33 @@
           <w:rFonts w:ascii="微软雅黑" w:hAnsi="微软雅黑" w:eastAsia="微软雅黑"/>
           <w:sz w:val="21"/>
         </w:rPr>
-        <w:t xml:space="preserve">前端资源从 24.0 MB（42 脚本）降到 </w:t>
+        <w:t>所以那张 3.72 MB 的 IDF 表只在「前端自己做 BM25」时才需要；API 模式用不到。</w:t>
+      </w:r>
+    </w:p>
+    <w:p>
+      <w:pPr>
+        <w:spacing w:after="80" w:line="300" w:lineRule="auto"/>
+      </w:pPr>
+      <w:r>
+        <w:rPr>
+          <w:rFonts w:ascii="微软雅黑" w:hAnsi="微软雅黑" w:eastAsia="微软雅黑"/>
+          <w:sz w:val="21"/>
+        </w:rPr>
+        <w:t xml:space="preserve">同样改为 </w:t>
+      </w:r>
+      <w:r>
+        <w:rPr>
+          <w:rFonts w:ascii="Consolas" w:hAnsi="Consolas" w:eastAsia="Consolas"/>
+          <w:sz w:val="20"/>
+        </w:rPr>
+        <w:t>file://</w:t>
+      </w:r>
+      <w:r>
+        <w:rPr>
+          <w:rFonts w:ascii="微软雅黑" w:hAnsi="微软雅黑" w:eastAsia="微软雅黑"/>
+          <w:sz w:val="21"/>
+        </w:rPr>
+        <w:t xml:space="preserve"> 才加载后，首屏 2,152 → </w:t>
       </w:r>
       <w:r>
         <w:rPr>
@@ -2656,7 +2760,35 @@
           <w:b/>
           <w:sz w:val="21"/>
         </w:rPr>
-        <w:t>7.39 MB</w:t>
+        <w:t>675 ms</w:t>
+      </w:r>
+      <w:r>
+        <w:rPr>
+          <w:rFonts w:ascii="微软雅黑" w:hAnsi="微软雅黑" w:eastAsia="微软雅黑"/>
+          <w:sz w:val="21"/>
+        </w:rPr>
+        <w:t>。</w:t>
+      </w:r>
+    </w:p>
+    <w:p>
+      <w:pPr>
+        <w:pStyle w:val="ListBullet"/>
+        <w:ind w:left="360"/>
+      </w:pPr>
+      <w:r>
+        <w:rPr>
+          <w:rFonts w:ascii="微软雅黑" w:hAnsi="微软雅黑" w:eastAsia="微软雅黑"/>
+          <w:sz w:val="21"/>
+        </w:rPr>
+        <w:t xml:space="preserve">两处懒加载合计：API 模式实际解析的前端资源从 24.0 MB（42 脚本）降到 </w:t>
+      </w:r>
+      <w:r>
+        <w:rPr>
+          <w:rFonts w:ascii="微软雅黑" w:hAnsi="微软雅黑" w:eastAsia="微软雅黑"/>
+          <w:b/>
+          <w:sz w:val="21"/>
+        </w:rPr>
+        <w:t>约 3.7 MB</w:t>
       </w:r>
       <w:r>
         <w:rPr>

--- a/deliverables/03-技术架构与检索.docx
+++ b/deliverables/03-技术架构与检索.docx
@@ -7185,7 +7185,7 @@
                 <w:rFonts w:ascii="微软雅黑" w:hAnsi="微软雅黑" w:eastAsia="微软雅黑"/>
                 <w:sz w:val="19"/>
               </w:rPr>
-              <w:t>8 个校验脚本靠手动跑，尚未接入 CI</w:t>
+              <w:t>数据校验器已接入 CI（.github/workflows/data-checks.yml，7 个校验器 + 全量 JS 语法）</w:t>
             </w:r>
           </w:p>
         </w:tc>
